--- a/contexte/CLAUDE.md.docx
+++ b/contexte/CLAUDE.md.docx
@@ -136,7 +136,7 @@
         <w:rPr>
           <w:rtl w:val="0"/>
         </w:rPr>
-        <w:t xml:space="preserve">Stockage : PostgreSQL (architecture en couches Bronze / Silver / Gold), MongoDB (enrichissement via scraping Trustpilot et données synthétiques SDV)</w:t>
+        <w:t xml:space="preserve">Stockage : PostgreSQL (architecture en couches Bronze / Silver / Gold), y compris les avis Trustpilot (scraping BeautifulSoup) et les données synthétiques SDV, la partie semi-structurée en JSONB. Pas de base NoSQL dédiée : MongoDB a été écarté</w:t>
       </w:r>
     </w:p>
     <w:p>
